--- a/Site-plan.docx
+++ b/Site-plan.docx
@@ -892,6 +892,42 @@
       </w:r>
       <w:r>
         <w:t xml:space="preserve"> when the “Favorites” filter is selected.</w:t>
+      </w:r>
+    </w:p>
+    <w:p/>
+    <w:p>
+      <w:pPr>
+        <w:rPr>
+          <w:b/>
+          <w:bCs/>
+          <w:sz w:val="32"/>
+          <w:szCs w:val="32"/>
+        </w:rPr>
+      </w:pPr>
+      <w:r>
+        <w:rPr>
+          <w:b/>
+          <w:bCs/>
+          <w:sz w:val="32"/>
+          <w:szCs w:val="32"/>
+        </w:rPr>
+        <w:t>Links</w:t>
+      </w:r>
+    </w:p>
+    <w:p>
+      <w:r>
+        <w:t xml:space="preserve">GitHub repo: </w:t>
+      </w:r>
+      <w:r>
+        <w:t>https://github.com/RychenJones/trail-view.git</w:t>
+      </w:r>
+    </w:p>
+    <w:p>
+      <w:r>
+        <w:t xml:space="preserve">Netlify: </w:t>
+      </w:r>
+      <w:r>
+        <w:t>https://rj-trailview.netlify.app</w:t>
       </w:r>
     </w:p>
     <w:sectPr>
